--- a/Priyanka_Rawat_Resume.docx
+++ b/Priyanka_Rawat_Resume.docx
@@ -172,7 +172,10 @@
         <w:ind w:left="-5"/>
       </w:pPr>
       <w:r>
-        <w:t xml:space="preserve">Portfolio: Add Portfolio URL </w:t>
+        <w:t xml:space="preserve">Portfolio: </w:t>
+      </w:r>
+      <w:r>
+        <w:t>https://portfolio-j0jf.onrender.com</w:t>
       </w:r>
     </w:p>
     <w:p>
